--- a/Api Gateway/api gateway.docx
+++ b/Api Gateway/api gateway.docx
@@ -737,6 +737,7 @@
       <w:r>
         <w:rPr>
           <w:rFonts w:ascii="Vazir" w:hAnsi="Vazir" w:cs="Vazir"/>
+          <w:noProof/>
           <w:sz w:val="28"/>
           <w:szCs w:val="28"/>
         </w:rPr>
@@ -1177,6 +1178,7 @@
       <w:r>
         <w:rPr>
           <w:rFonts w:ascii="Vazir" w:hAnsi="Vazir" w:cs="Vazir"/>
+          <w:noProof/>
           <w:sz w:val="28"/>
           <w:szCs w:val="28"/>
           <w:rtl/>
@@ -5784,10 +5786,10 @@
       <w:r>
         <w:rPr>
           <w:rFonts w:cs="Arial"/>
-          <w:sz w:val="28"/>
-          <w:szCs w:val="28"/>
-          <w:rtl/>
-          <w:lang w:bidi="fa-IR"/>
+          <w:noProof/>
+          <w:sz w:val="28"/>
+          <w:szCs w:val="28"/>
+          <w:rtl/>
         </w:rPr>
         <w:lastRenderedPageBreak/>
         <w:drawing>
@@ -7393,8 +7395,6 @@
           <w:szCs w:val="28"/>
         </w:rPr>
       </w:pPr>
-      <w:bookmarkStart w:id="0" w:name="_GoBack"/>
-      <w:bookmarkEnd w:id="0"/>
     </w:p>
     <w:p>
       <w:pPr>
@@ -7542,11 +7542,11 @@
       <w:r>
         <w:rPr>
           <w:rFonts w:ascii="Vazir" w:hAnsi="Vazir" w:cs="Vazir"/>
-          <w:color w:val="2E3641"/>
-          <w:sz w:val="28"/>
-          <w:szCs w:val="28"/>
-          <w:rtl/>
-          <w:lang w:bidi="fa-IR"/>
+          <w:noProof/>
+          <w:color w:val="2E3641"/>
+          <w:sz w:val="28"/>
+          <w:szCs w:val="28"/>
+          <w:rtl/>
         </w:rPr>
         <w:drawing>
           <wp:inline distT="0" distB="0" distL="0" distR="0" wp14:anchorId="051ED42B" wp14:editId="7A399ED1">
@@ -7902,6 +7902,16 @@
         <w:bidi/>
         <w:spacing w:line="276" w:lineRule="auto"/>
         <w:rPr>
+          <w:rFonts w:ascii="Vazir" w:hAnsi="Vazir" w:cs="Vazir"/>
+          <w:color w:val="2E3641"/>
+          <w:sz w:val="28"/>
+          <w:szCs w:val="28"/>
+          <w:rtl/>
+          <w:lang w:bidi="fa-IR"/>
+        </w:rPr>
+      </w:pPr>
+      <w:r>
+        <w:rPr>
           <w:rFonts w:ascii="Vazir" w:hAnsi="Vazir" w:cs="Vazir" w:hint="cs"/>
           <w:color w:val="2E3641"/>
           <w:sz w:val="28"/>
@@ -7909,33 +7919,548 @@
           <w:rtl/>
           <w:lang w:bidi="fa-IR"/>
         </w:rPr>
+        <w:t>و ... قابلیت ها</w:t>
+      </w:r>
+    </w:p>
+    <w:p>
+      <w:pPr>
+        <w:bidi/>
+        <w:rPr>
+          <w:sz w:val="28"/>
+          <w:szCs w:val="28"/>
+          <w:lang w:bidi="fa-IR"/>
+        </w:rPr>
+      </w:pPr>
+    </w:p>
+    <w:p>
+      <w:pPr>
+        <w:bidi/>
+        <w:rPr>
+          <w:lang w:bidi="fa-IR"/>
+        </w:rPr>
+      </w:pPr>
+    </w:p>
+    <w:p>
+      <w:pPr>
+        <w:bidi/>
+        <w:jc w:val="center"/>
+        <w:rPr>
+          <w:rFonts w:ascii="Vazir" w:hAnsi="Vazir" w:cs="Vazir"/>
+          <w:sz w:val="28"/>
+          <w:szCs w:val="28"/>
+        </w:rPr>
+      </w:pPr>
+    </w:p>
+    <w:p>
+      <w:pPr>
+        <w:bidi/>
+        <w:jc w:val="center"/>
+        <w:rPr>
+          <w:rFonts w:ascii="Vazir" w:hAnsi="Vazir" w:cs="Vazir"/>
+          <w:sz w:val="28"/>
+          <w:szCs w:val="28"/>
+        </w:rPr>
+      </w:pPr>
+    </w:p>
+    <w:p>
+      <w:pPr>
+        <w:bidi/>
+        <w:jc w:val="center"/>
+        <w:rPr>
+          <w:rFonts w:ascii="Vazir" w:hAnsi="Vazir" w:cs="Vazir"/>
+          <w:sz w:val="28"/>
+          <w:szCs w:val="28"/>
+        </w:rPr>
+      </w:pPr>
+    </w:p>
+    <w:p>
+      <w:pPr>
+        <w:bidi/>
+        <w:jc w:val="center"/>
+        <w:rPr>
+          <w:rFonts w:ascii="Vazir" w:hAnsi="Vazir" w:cs="Vazir"/>
+          <w:sz w:val="28"/>
+          <w:szCs w:val="28"/>
+        </w:rPr>
+      </w:pPr>
+    </w:p>
+    <w:p>
+      <w:pPr>
+        <w:bidi/>
+        <w:rPr>
+          <w:rFonts w:ascii="Vazir" w:hAnsi="Vazir" w:cs="Vazir"/>
+          <w:sz w:val="28"/>
+          <w:szCs w:val="28"/>
+        </w:rPr>
+      </w:pPr>
+      <w:proofErr w:type="spellStart"/>
+      <w:r>
+        <w:rPr>
+          <w:rFonts w:ascii="Vazir" w:hAnsi="Vazir" w:cs="Vazir"/>
+          <w:sz w:val="28"/>
+          <w:szCs w:val="28"/>
+        </w:rPr>
+        <w:lastRenderedPageBreak/>
+        <w:t>Youtube</w:t>
+      </w:r>
+      <w:proofErr w:type="spellEnd"/>
+      <w:r>
+        <w:rPr>
+          <w:rFonts w:ascii="Vazir" w:hAnsi="Vazir" w:cs="Vazir"/>
+          <w:sz w:val="28"/>
+          <w:szCs w:val="28"/>
+        </w:rPr>
+        <w:t xml:space="preserve"> video</w:t>
+      </w:r>
+    </w:p>
+    <w:p>
+      <w:pPr>
+        <w:bidi/>
+        <w:rPr>
+          <w:rFonts w:ascii="Vazir" w:hAnsi="Vazir" w:cs="Vazir"/>
+          <w:sz w:val="24"/>
+          <w:szCs w:val="24"/>
+          <w:rtl/>
+          <w:lang w:bidi="fa-IR"/>
+        </w:rPr>
       </w:pPr>
       <w:r>
         <w:rPr>
           <w:rFonts w:ascii="Vazir" w:hAnsi="Vazir" w:cs="Vazir" w:hint="cs"/>
-          <w:color w:val="2E3641"/>
-          <w:sz w:val="28"/>
-          <w:szCs w:val="28"/>
-          <w:rtl/>
-          <w:lang w:bidi="fa-IR"/>
-        </w:rPr>
-        <w:t>و ... قابلیت ها</w:t>
-      </w:r>
-    </w:p>
-    <w:p>
-      <w:pPr>
-        <w:bidi/>
-        <w:rPr>
-          <w:sz w:val="28"/>
-          <w:szCs w:val="28"/>
-          <w:lang w:bidi="fa-IR"/>
-        </w:rPr>
-      </w:pPr>
-    </w:p>
-    <w:p>
-      <w:pPr>
-        <w:bidi/>
-        <w:rPr>
+          <w:sz w:val="24"/>
+          <w:szCs w:val="24"/>
+          <w:rtl/>
+          <w:lang w:bidi="fa-IR"/>
+        </w:rPr>
+        <w:t xml:space="preserve">چیزی هست که کاربران از بیرون با آن در ارتباط هستن مانند یک دروازه و خبر ندارن که پشت آن چه سرویس ها و پروژه های وجود دارد </w:t>
+      </w:r>
+      <w:r>
+        <w:rPr>
+          <w:rFonts w:ascii="Vazir" w:hAnsi="Vazir" w:cs="Vazir" w:hint="cs"/>
+          <w:sz w:val="24"/>
+          <w:szCs w:val="24"/>
+          <w:rtl/>
+          <w:lang w:bidi="fa-IR"/>
+        </w:rPr>
+        <w:t>.</w:t>
+      </w:r>
+    </w:p>
+    <w:p>
+      <w:pPr>
+        <w:bidi/>
+        <w:rPr>
+          <w:rFonts w:ascii="Vazir" w:hAnsi="Vazir" w:cs="Vazir"/>
+          <w:sz w:val="24"/>
+          <w:szCs w:val="24"/>
+          <w:rtl/>
+          <w:lang w:bidi="fa-IR"/>
+        </w:rPr>
+      </w:pPr>
+      <w:r>
+        <w:rPr>
+          <w:rFonts w:ascii="Vazir" w:hAnsi="Vazir" w:cs="Vazir" w:hint="cs"/>
+          <w:sz w:val="24"/>
+          <w:szCs w:val="24"/>
+          <w:rtl/>
+          <w:lang w:bidi="fa-IR"/>
+        </w:rPr>
+        <w:t>مسئول هماهنگی و ایجاد پاسخ مناسب برای کلاینت است</w:t>
+      </w:r>
+      <w:r>
+        <w:rPr>
+          <w:rFonts w:ascii="Vazir" w:hAnsi="Vazir" w:cs="Vazir" w:hint="cs"/>
+          <w:sz w:val="24"/>
+          <w:szCs w:val="24"/>
+          <w:rtl/>
+          <w:lang w:bidi="fa-IR"/>
+        </w:rPr>
+        <w:t>.</w:t>
+      </w:r>
+    </w:p>
+    <w:p>
+      <w:pPr>
+        <w:bidi/>
+        <w:rPr>
+          <w:rFonts w:ascii="Vazir" w:hAnsi="Vazir" w:cs="Vazir"/>
+          <w:sz w:val="24"/>
+          <w:szCs w:val="24"/>
+          <w:rtl/>
+          <w:lang w:bidi="fa-IR"/>
+        </w:rPr>
+      </w:pPr>
+      <w:r>
+        <w:rPr>
+          <w:rFonts w:ascii="Vazir" w:hAnsi="Vazir" w:cs="Vazir" w:hint="cs"/>
+          <w:sz w:val="24"/>
+          <w:szCs w:val="24"/>
+          <w:rtl/>
+          <w:lang w:bidi="fa-IR"/>
+        </w:rPr>
+        <w:t xml:space="preserve">قابلیت </w:t>
+      </w:r>
+      <w:r>
+        <w:rPr>
+          <w:rFonts w:ascii="Vazir" w:hAnsi="Vazir" w:cs="Vazir"/>
+          <w:sz w:val="24"/>
+          <w:szCs w:val="24"/>
+          <w:lang w:bidi="fa-IR"/>
+        </w:rPr>
+        <w:t>payment system</w:t>
+      </w:r>
+      <w:r>
+        <w:rPr>
+          <w:rFonts w:ascii="Vazir" w:hAnsi="Vazir" w:cs="Vazir" w:hint="cs"/>
+          <w:sz w:val="24"/>
+          <w:szCs w:val="24"/>
+          <w:rtl/>
+          <w:lang w:bidi="fa-IR"/>
+        </w:rPr>
+        <w:t xml:space="preserve"> دارد مثلا فراخوانی </w:t>
+      </w:r>
+      <w:proofErr w:type="spellStart"/>
+      <w:r>
+        <w:rPr>
+          <w:rFonts w:ascii="Vazir" w:hAnsi="Vazir" w:cs="Vazir"/>
+          <w:sz w:val="24"/>
+          <w:szCs w:val="24"/>
+          <w:lang w:bidi="fa-IR"/>
+        </w:rPr>
+        <w:t>api</w:t>
+      </w:r>
+      <w:proofErr w:type="spellEnd"/>
+      <w:r>
+        <w:rPr>
+          <w:rFonts w:ascii="Vazir" w:hAnsi="Vazir" w:cs="Vazir" w:hint="cs"/>
+          <w:sz w:val="24"/>
+          <w:szCs w:val="24"/>
+          <w:rtl/>
+          <w:lang w:bidi="fa-IR"/>
+        </w:rPr>
+        <w:t xml:space="preserve"> برای کلاینت هزینه دارد و میتوانیم مدیریت این موضوع را با </w:t>
+      </w:r>
+      <w:r>
+        <w:rPr>
+          <w:rFonts w:ascii="Vazir" w:hAnsi="Vazir" w:cs="Vazir"/>
+          <w:sz w:val="24"/>
+          <w:szCs w:val="24"/>
+          <w:lang w:bidi="fa-IR"/>
+        </w:rPr>
+        <w:t>gateway</w:t>
+      </w:r>
+      <w:r>
+        <w:rPr>
+          <w:rFonts w:ascii="Vazir" w:hAnsi="Vazir" w:cs="Vazir" w:hint="cs"/>
+          <w:sz w:val="24"/>
+          <w:szCs w:val="24"/>
+          <w:rtl/>
+          <w:lang w:bidi="fa-IR"/>
+        </w:rPr>
+        <w:t xml:space="preserve"> انجام داد به ازای هر </w:t>
+      </w:r>
+      <w:proofErr w:type="spellStart"/>
+      <w:r>
+        <w:rPr>
+          <w:rFonts w:ascii="Vazir" w:hAnsi="Vazir" w:cs="Vazir"/>
+          <w:sz w:val="24"/>
+          <w:szCs w:val="24"/>
+          <w:lang w:bidi="fa-IR"/>
+        </w:rPr>
+        <w:t>api</w:t>
+      </w:r>
+      <w:proofErr w:type="spellEnd"/>
+      <w:r>
+        <w:rPr>
+          <w:rFonts w:ascii="Vazir" w:hAnsi="Vazir" w:cs="Vazir" w:hint="cs"/>
+          <w:sz w:val="24"/>
+          <w:szCs w:val="24"/>
+          <w:rtl/>
+          <w:lang w:bidi="fa-IR"/>
+        </w:rPr>
+        <w:t xml:space="preserve"> برای هر کاربر.</w:t>
+      </w:r>
+    </w:p>
+    <w:p>
+      <w:pPr>
+        <w:bidi/>
+        <w:rPr>
+          <w:rFonts w:ascii="Vazir" w:hAnsi="Vazir" w:cs="Vazir"/>
+          <w:sz w:val="24"/>
+          <w:szCs w:val="24"/>
+          <w:rtl/>
+          <w:lang w:bidi="fa-IR"/>
+        </w:rPr>
+      </w:pPr>
+      <w:r>
+        <w:rPr>
+          <w:rFonts w:ascii="Vazir" w:hAnsi="Vazir" w:cs="Vazir" w:hint="cs"/>
+          <w:sz w:val="24"/>
+          <w:szCs w:val="24"/>
+          <w:rtl/>
+          <w:lang w:bidi="fa-IR"/>
+        </w:rPr>
+        <w:t xml:space="preserve">کار </w:t>
+      </w:r>
+      <w:r>
+        <w:rPr>
+          <w:rFonts w:ascii="Vazir" w:hAnsi="Vazir" w:cs="Vazir"/>
+          <w:sz w:val="24"/>
+          <w:szCs w:val="24"/>
+          <w:lang w:bidi="fa-IR"/>
+        </w:rPr>
+        <w:t>validation</w:t>
+      </w:r>
+      <w:r>
+        <w:rPr>
+          <w:rFonts w:ascii="Vazir" w:hAnsi="Vazir" w:cs="Vazir" w:hint="cs"/>
+          <w:sz w:val="24"/>
+          <w:szCs w:val="24"/>
+          <w:rtl/>
+          <w:lang w:bidi="fa-IR"/>
+        </w:rPr>
+        <w:t xml:space="preserve"> پارامتر های درخواستی که دریافت کرده جهت این که آیا مقادیر لازمه را دارند که کار ادامه پیدا کند یا نه میتواند انجام دهد.</w:t>
+      </w:r>
+    </w:p>
+    <w:p>
+      <w:pPr>
+        <w:bidi/>
+        <w:rPr>
+          <w:rFonts w:ascii="Vazir" w:hAnsi="Vazir" w:cs="Vazir"/>
+          <w:sz w:val="24"/>
+          <w:szCs w:val="24"/>
+          <w:rtl/>
+          <w:lang w:bidi="fa-IR"/>
+        </w:rPr>
+      </w:pPr>
+      <w:proofErr w:type="spellStart"/>
+      <w:r>
+        <w:rPr>
+          <w:rFonts w:ascii="Vazir" w:hAnsi="Vazir" w:cs="Vazir"/>
+          <w:sz w:val="24"/>
+          <w:szCs w:val="24"/>
+          <w:lang w:bidi="fa-IR"/>
+        </w:rPr>
+        <w:t>Ip</w:t>
+      </w:r>
+      <w:proofErr w:type="spellEnd"/>
+      <w:r>
+        <w:rPr>
+          <w:rFonts w:ascii="Vazir" w:hAnsi="Vazir" w:cs="Vazir" w:hint="cs"/>
+          <w:sz w:val="24"/>
+          <w:szCs w:val="24"/>
+          <w:rtl/>
+          <w:lang w:bidi="fa-IR"/>
+        </w:rPr>
+        <w:t xml:space="preserve"> های که غیر عادی هستند و از سقف تعداد درخواست در زمان عبور می کنند مثلا بیش از 100 درخواست را میتواند </w:t>
+      </w:r>
+      <w:r>
+        <w:rPr>
+          <w:rFonts w:ascii="Vazir" w:hAnsi="Vazir" w:cs="Vazir"/>
+          <w:sz w:val="24"/>
+          <w:szCs w:val="24"/>
+          <w:lang w:bidi="fa-IR"/>
+        </w:rPr>
+        <w:t>ban</w:t>
+      </w:r>
+      <w:r>
+        <w:rPr>
+          <w:rFonts w:ascii="Vazir" w:hAnsi="Vazir" w:cs="Vazir" w:hint="cs"/>
+          <w:sz w:val="24"/>
+          <w:szCs w:val="24"/>
+          <w:rtl/>
+          <w:lang w:bidi="fa-IR"/>
+        </w:rPr>
+        <w:t xml:space="preserve"> کند.</w:t>
+      </w:r>
+    </w:p>
+    <w:p>
+      <w:pPr>
+        <w:bidi/>
+        <w:rPr>
+          <w:rFonts w:ascii="Vazir" w:hAnsi="Vazir" w:cs="Vazir"/>
+          <w:sz w:val="24"/>
+          <w:szCs w:val="24"/>
+          <w:rtl/>
+          <w:lang w:bidi="fa-IR"/>
+        </w:rPr>
+      </w:pPr>
+      <w:r>
+        <w:rPr>
+          <w:rFonts w:ascii="Vazir" w:hAnsi="Vazir" w:cs="Vazir" w:hint="cs"/>
+          <w:sz w:val="24"/>
+          <w:szCs w:val="24"/>
+          <w:rtl/>
+          <w:lang w:bidi="fa-IR"/>
+        </w:rPr>
+        <w:t xml:space="preserve">بر اساس </w:t>
+      </w:r>
+      <w:r>
+        <w:rPr>
+          <w:rFonts w:ascii="Vazir" w:hAnsi="Vazir" w:cs="Vazir"/>
+          <w:sz w:val="24"/>
+          <w:szCs w:val="24"/>
+          <w:lang w:bidi="fa-IR"/>
+        </w:rPr>
+        <w:t>request</w:t>
+      </w:r>
+      <w:r>
+        <w:rPr>
+          <w:rFonts w:ascii="Vazir" w:hAnsi="Vazir" w:cs="Vazir" w:hint="cs"/>
+          <w:sz w:val="24"/>
+          <w:szCs w:val="24"/>
+          <w:rtl/>
+          <w:lang w:bidi="fa-IR"/>
+        </w:rPr>
+        <w:t xml:space="preserve"> سرویس مورد نظر و </w:t>
+      </w:r>
+      <w:r>
+        <w:rPr>
+          <w:rFonts w:ascii="Vazir" w:hAnsi="Vazir" w:cs="Vazir"/>
+          <w:sz w:val="24"/>
+          <w:szCs w:val="24"/>
+          <w:lang w:bidi="fa-IR"/>
+        </w:rPr>
+        <w:t>route</w:t>
+      </w:r>
+      <w:r>
+        <w:rPr>
+          <w:rFonts w:ascii="Vazir" w:hAnsi="Vazir" w:cs="Vazir" w:hint="cs"/>
+          <w:sz w:val="24"/>
+          <w:szCs w:val="24"/>
+          <w:rtl/>
+          <w:lang w:bidi="fa-IR"/>
+        </w:rPr>
+        <w:t xml:space="preserve"> آن را پیدا می کند و درخواست را ارسال می کند و پاسخ را به کاربر برمیگرداند.</w:t>
+      </w:r>
+    </w:p>
+    <w:p>
+      <w:pPr>
+        <w:bidi/>
+        <w:rPr>
+          <w:rFonts w:ascii="Vazir" w:hAnsi="Vazir" w:cs="Vazir"/>
+          <w:sz w:val="24"/>
+          <w:szCs w:val="24"/>
+          <w:rtl/>
+          <w:lang w:bidi="fa-IR"/>
+        </w:rPr>
+      </w:pPr>
+    </w:p>
+    <w:p>
+      <w:pPr>
+        <w:bidi/>
+        <w:rPr>
+          <w:rFonts w:ascii="Vazir" w:hAnsi="Vazir" w:cs="Vazir"/>
+          <w:sz w:val="24"/>
+          <w:szCs w:val="24"/>
+          <w:lang w:bidi="fa-IR"/>
+        </w:rPr>
+      </w:pPr>
+    </w:p>
+    <w:p>
+      <w:pPr>
+        <w:bidi/>
+        <w:rPr>
+          <w:rFonts w:ascii="Vazir" w:hAnsi="Vazir" w:cs="Vazir"/>
+          <w:sz w:val="24"/>
+          <w:szCs w:val="24"/>
+          <w:lang w:bidi="fa-IR"/>
+        </w:rPr>
+      </w:pPr>
+    </w:p>
+    <w:p>
+      <w:pPr>
+        <w:bidi/>
+        <w:rPr>
+          <w:rFonts w:ascii="Vazir" w:hAnsi="Vazir" w:cs="Vazir"/>
+          <w:sz w:val="24"/>
+          <w:szCs w:val="24"/>
+          <w:lang w:bidi="fa-IR"/>
+        </w:rPr>
+      </w:pPr>
+    </w:p>
+    <w:p>
+      <w:pPr>
+        <w:bidi/>
+        <w:rPr>
+          <w:rFonts w:ascii="Vazir" w:hAnsi="Vazir" w:cs="Vazir"/>
+          <w:sz w:val="24"/>
+          <w:szCs w:val="24"/>
+          <w:lang w:bidi="fa-IR"/>
+        </w:rPr>
+      </w:pPr>
+    </w:p>
+    <w:p>
+      <w:pPr>
+        <w:bidi/>
+        <w:rPr>
+          <w:rFonts w:ascii="Vazir" w:hAnsi="Vazir" w:cs="Vazir"/>
+          <w:sz w:val="24"/>
+          <w:szCs w:val="24"/>
+          <w:lang w:bidi="fa-IR"/>
+        </w:rPr>
+      </w:pPr>
+    </w:p>
+    <w:p>
+      <w:pPr>
+        <w:bidi/>
+        <w:rPr>
+          <w:rFonts w:ascii="Vazir" w:hAnsi="Vazir" w:cs="Vazir"/>
+          <w:sz w:val="24"/>
+          <w:szCs w:val="24"/>
+          <w:lang w:bidi="fa-IR"/>
+        </w:rPr>
+      </w:pPr>
+    </w:p>
+    <w:p>
+      <w:pPr>
+        <w:bidi/>
+        <w:rPr>
+          <w:rFonts w:ascii="Vazir" w:hAnsi="Vazir" w:cs="Vazir"/>
+          <w:sz w:val="24"/>
+          <w:szCs w:val="24"/>
+          <w:lang w:bidi="fa-IR"/>
+        </w:rPr>
+      </w:pPr>
+    </w:p>
+    <w:p>
+      <w:pPr>
+        <w:bidi/>
+        <w:rPr>
+          <w:rFonts w:ascii="Vazir" w:hAnsi="Vazir" w:cs="Vazir"/>
+          <w:sz w:val="24"/>
+          <w:szCs w:val="24"/>
+          <w:lang w:bidi="fa-IR"/>
+        </w:rPr>
+      </w:pPr>
+    </w:p>
+    <w:p>
+      <w:pPr>
+        <w:bidi/>
+        <w:rPr>
+          <w:rFonts w:ascii="Vazir" w:hAnsi="Vazir" w:cs="Vazir"/>
+          <w:sz w:val="24"/>
+          <w:szCs w:val="24"/>
+          <w:lang w:bidi="fa-IR"/>
+        </w:rPr>
+      </w:pPr>
+    </w:p>
+    <w:p>
+      <w:pPr>
+        <w:bidi/>
+        <w:rPr>
+          <w:rFonts w:ascii="Vazir" w:hAnsi="Vazir" w:cs="Vazir"/>
+          <w:sz w:val="24"/>
+          <w:szCs w:val="24"/>
+          <w:lang w:bidi="fa-IR"/>
+        </w:rPr>
+      </w:pPr>
+    </w:p>
+    <w:p>
+      <w:pPr>
+        <w:bidi/>
+        <w:rPr>
+          <w:rFonts w:ascii="Vazir" w:hAnsi="Vazir" w:cs="Vazir"/>
+          <w:sz w:val="24"/>
+          <w:szCs w:val="24"/>
           <w:lang w:bidi="fa-IR"/>
         </w:rPr>
       </w:pPr>
@@ -7946,10 +8471,376 @@
         <w:jc w:val="center"/>
         <w:rPr>
           <w:rFonts w:ascii="Vazir" w:hAnsi="Vazir" w:cs="Vazir"/>
-          <w:sz w:val="28"/>
-          <w:szCs w:val="28"/>
-        </w:rPr>
-      </w:pPr>
+          <w:sz w:val="24"/>
+          <w:szCs w:val="24"/>
+          <w:lang w:bidi="fa-IR"/>
+        </w:rPr>
+      </w:pPr>
+      <w:r>
+        <w:rPr>
+          <w:rFonts w:ascii="Vazir" w:hAnsi="Vazir" w:cs="Vazir"/>
+          <w:sz w:val="24"/>
+          <w:szCs w:val="24"/>
+          <w:lang w:bidi="fa-IR"/>
+        </w:rPr>
+        <w:lastRenderedPageBreak/>
+        <w:t>Ocelot first look</w:t>
+      </w:r>
+    </w:p>
+    <w:p>
+      <w:pPr>
+        <w:bidi/>
+        <w:rPr>
+          <w:rFonts w:ascii="Vazir" w:hAnsi="Vazir" w:cs="Vazir"/>
+          <w:sz w:val="24"/>
+          <w:szCs w:val="24"/>
+          <w:rtl/>
+          <w:lang w:bidi="fa-IR"/>
+        </w:rPr>
+      </w:pPr>
+      <w:r>
+        <w:rPr>
+          <w:rFonts w:ascii="Vazir" w:hAnsi="Vazir" w:cs="Vazir" w:hint="cs"/>
+          <w:sz w:val="24"/>
+          <w:szCs w:val="24"/>
+          <w:rtl/>
+          <w:lang w:bidi="fa-IR"/>
+        </w:rPr>
+        <w:t>در م</w:t>
+      </w:r>
+      <w:r>
+        <w:rPr>
+          <w:rFonts w:ascii="Vazir" w:hAnsi="Vazir" w:cs="Vazir" w:hint="cs"/>
+          <w:sz w:val="24"/>
+          <w:szCs w:val="24"/>
+          <w:rtl/>
+          <w:lang w:bidi="fa-IR"/>
+        </w:rPr>
+        <w:t xml:space="preserve">رحله اول باید </w:t>
+      </w:r>
+      <w:r>
+        <w:rPr>
+          <w:rFonts w:ascii="Vazir" w:hAnsi="Vazir" w:cs="Vazir"/>
+          <w:sz w:val="24"/>
+          <w:szCs w:val="24"/>
+          <w:lang w:bidi="fa-IR"/>
+        </w:rPr>
+        <w:t>package</w:t>
+      </w:r>
+      <w:r>
+        <w:rPr>
+          <w:rFonts w:ascii="Vazir" w:hAnsi="Vazir" w:cs="Vazir" w:hint="cs"/>
+          <w:sz w:val="24"/>
+          <w:szCs w:val="24"/>
+          <w:rtl/>
+          <w:lang w:bidi="fa-IR"/>
+        </w:rPr>
+        <w:t xml:space="preserve"> مربوطه را نصب کرد</w:t>
+      </w:r>
+    </w:p>
+    <w:p>
+      <w:pPr>
+        <w:bidi/>
+        <w:rPr>
+          <w:rFonts w:ascii="Vazir" w:hAnsi="Vazir" w:cs="Vazir"/>
+          <w:sz w:val="24"/>
+          <w:szCs w:val="24"/>
+          <w:rtl/>
+          <w:lang w:bidi="fa-IR"/>
+        </w:rPr>
+      </w:pPr>
+      <w:r>
+        <w:rPr>
+          <w:rFonts w:ascii="Vazir" w:hAnsi="Vazir" w:cs="Vazir" w:hint="cs"/>
+          <w:sz w:val="24"/>
+          <w:szCs w:val="24"/>
+          <w:rtl/>
+          <w:lang w:bidi="fa-IR"/>
+        </w:rPr>
+        <w:t xml:space="preserve">در </w:t>
+      </w:r>
+      <w:proofErr w:type="spellStart"/>
+      <w:r>
+        <w:rPr>
+          <w:rFonts w:ascii="Vazir" w:hAnsi="Vazir" w:cs="Vazir"/>
+          <w:sz w:val="24"/>
+          <w:szCs w:val="24"/>
+          <w:lang w:bidi="fa-IR"/>
+        </w:rPr>
+        <w:t>program.cs</w:t>
+      </w:r>
+      <w:proofErr w:type="spellEnd"/>
+      <w:r>
+        <w:rPr>
+          <w:rFonts w:ascii="Vazir" w:hAnsi="Vazir" w:cs="Vazir" w:hint="cs"/>
+          <w:sz w:val="24"/>
+          <w:szCs w:val="24"/>
+          <w:rtl/>
+          <w:lang w:bidi="fa-IR"/>
+        </w:rPr>
+        <w:t xml:space="preserve"> باید مقادیر </w:t>
+      </w:r>
+      <w:r>
+        <w:rPr>
+          <w:rFonts w:ascii="Vazir" w:hAnsi="Vazir" w:cs="Vazir"/>
+          <w:sz w:val="24"/>
+          <w:szCs w:val="24"/>
+          <w:lang w:bidi="fa-IR"/>
+        </w:rPr>
+        <w:t>service</w:t>
+      </w:r>
+      <w:r>
+        <w:rPr>
+          <w:rFonts w:ascii="Vazir" w:hAnsi="Vazir" w:cs="Vazir" w:hint="cs"/>
+          <w:sz w:val="24"/>
+          <w:szCs w:val="24"/>
+          <w:rtl/>
+          <w:lang w:bidi="fa-IR"/>
+        </w:rPr>
+        <w:t xml:space="preserve"> و </w:t>
+      </w:r>
+      <w:r>
+        <w:rPr>
+          <w:rFonts w:ascii="Vazir" w:hAnsi="Vazir" w:cs="Vazir"/>
+          <w:sz w:val="24"/>
+          <w:szCs w:val="24"/>
+          <w:lang w:bidi="fa-IR"/>
+        </w:rPr>
+        <w:t>middle wear</w:t>
+      </w:r>
+      <w:r>
+        <w:rPr>
+          <w:rFonts w:ascii="Vazir" w:hAnsi="Vazir" w:cs="Vazir" w:hint="cs"/>
+          <w:sz w:val="24"/>
+          <w:szCs w:val="24"/>
+          <w:rtl/>
+          <w:lang w:bidi="fa-IR"/>
+        </w:rPr>
+        <w:t xml:space="preserve"> آن را فعال کرد</w:t>
+      </w:r>
+    </w:p>
+    <w:p>
+      <w:pPr>
+        <w:bidi/>
+        <w:rPr>
+          <w:rFonts w:ascii="Vazir" w:hAnsi="Vazir" w:cs="Vazir"/>
+          <w:sz w:val="24"/>
+          <w:szCs w:val="24"/>
+          <w:rtl/>
+          <w:lang w:bidi="fa-IR"/>
+        </w:rPr>
+      </w:pPr>
+      <w:r>
+        <w:rPr>
+          <w:rFonts w:ascii="Vazir" w:hAnsi="Vazir" w:cs="Vazir" w:hint="cs"/>
+          <w:sz w:val="24"/>
+          <w:szCs w:val="24"/>
+          <w:rtl/>
+          <w:lang w:bidi="fa-IR"/>
+        </w:rPr>
+        <w:t xml:space="preserve">در </w:t>
+      </w:r>
+      <w:proofErr w:type="spellStart"/>
+      <w:r>
+        <w:rPr>
+          <w:rFonts w:ascii="Vazir" w:hAnsi="Vazir" w:cs="Vazir"/>
+          <w:sz w:val="24"/>
+          <w:szCs w:val="24"/>
+          <w:lang w:bidi="fa-IR"/>
+        </w:rPr>
+        <w:t>appsetting.json</w:t>
+      </w:r>
+      <w:proofErr w:type="spellEnd"/>
+      <w:r>
+        <w:rPr>
+          <w:rFonts w:ascii="Vazir" w:hAnsi="Vazir" w:cs="Vazir" w:hint="cs"/>
+          <w:sz w:val="24"/>
+          <w:szCs w:val="24"/>
+          <w:rtl/>
+          <w:lang w:bidi="fa-IR"/>
+        </w:rPr>
+        <w:t xml:space="preserve"> باید مقادیر </w:t>
+      </w:r>
+      <w:r>
+        <w:rPr>
+          <w:rFonts w:ascii="Vazir" w:hAnsi="Vazir" w:cs="Vazir"/>
+          <w:sz w:val="24"/>
+          <w:szCs w:val="24"/>
+          <w:lang w:bidi="fa-IR"/>
+        </w:rPr>
+        <w:t>routes</w:t>
+      </w:r>
+      <w:r>
+        <w:rPr>
+          <w:rFonts w:ascii="Vazir" w:hAnsi="Vazir" w:cs="Vazir" w:hint="cs"/>
+          <w:sz w:val="24"/>
+          <w:szCs w:val="24"/>
+          <w:rtl/>
+          <w:lang w:bidi="fa-IR"/>
+        </w:rPr>
+        <w:t xml:space="preserve"> و </w:t>
+      </w:r>
+      <w:proofErr w:type="spellStart"/>
+      <w:r>
+        <w:rPr>
+          <w:rFonts w:ascii="Vazir" w:hAnsi="Vazir" w:cs="Vazir"/>
+          <w:sz w:val="24"/>
+          <w:szCs w:val="24"/>
+          <w:lang w:bidi="fa-IR"/>
+        </w:rPr>
+        <w:t>baseUrl</w:t>
+      </w:r>
+      <w:proofErr w:type="spellEnd"/>
+      <w:r>
+        <w:rPr>
+          <w:rFonts w:ascii="Vazir" w:hAnsi="Vazir" w:cs="Vazir" w:hint="cs"/>
+          <w:sz w:val="24"/>
+          <w:szCs w:val="24"/>
+          <w:rtl/>
+          <w:lang w:bidi="fa-IR"/>
+        </w:rPr>
+        <w:t xml:space="preserve"> را ست کرد</w:t>
+      </w:r>
+    </w:p>
+    <w:p>
+      <w:pPr>
+        <w:bidi/>
+        <w:rPr>
+          <w:rFonts w:ascii="Vazir" w:hAnsi="Vazir" w:cs="Vazir"/>
+          <w:sz w:val="24"/>
+          <w:szCs w:val="24"/>
+          <w:rtl/>
+          <w:lang w:bidi="fa-IR"/>
+        </w:rPr>
+      </w:pPr>
+      <w:r>
+        <w:rPr>
+          <w:rFonts w:ascii="Vazir" w:hAnsi="Vazir" w:cs="Vazir"/>
+          <w:sz w:val="24"/>
+          <w:szCs w:val="24"/>
+          <w:lang w:bidi="fa-IR"/>
+        </w:rPr>
+        <w:t>Downstream</w:t>
+      </w:r>
+      <w:r>
+        <w:rPr>
+          <w:rFonts w:ascii="Vazir" w:hAnsi="Vazir" w:cs="Vazir" w:hint="cs"/>
+          <w:sz w:val="24"/>
+          <w:szCs w:val="24"/>
+          <w:rtl/>
+          <w:lang w:bidi="fa-IR"/>
+        </w:rPr>
+        <w:t xml:space="preserve"> ها برای خروجی ما به سرویس بیرونی هستند</w:t>
+      </w:r>
+    </w:p>
+    <w:p>
+      <w:pPr>
+        <w:bidi/>
+        <w:rPr>
+          <w:rFonts w:ascii="Vazir" w:hAnsi="Vazir" w:cs="Vazir"/>
+          <w:sz w:val="24"/>
+          <w:szCs w:val="24"/>
+          <w:rtl/>
+          <w:lang w:bidi="fa-IR"/>
+        </w:rPr>
+      </w:pPr>
+      <w:r>
+        <w:rPr>
+          <w:rFonts w:ascii="Vazir" w:hAnsi="Vazir" w:cs="Vazir"/>
+          <w:sz w:val="24"/>
+          <w:szCs w:val="24"/>
+          <w:lang w:bidi="fa-IR"/>
+        </w:rPr>
+        <w:t>Upstream</w:t>
+      </w:r>
+      <w:r>
+        <w:rPr>
+          <w:rFonts w:ascii="Vazir" w:hAnsi="Vazir" w:cs="Vazir" w:hint="cs"/>
+          <w:sz w:val="24"/>
+          <w:szCs w:val="24"/>
+          <w:rtl/>
+          <w:lang w:bidi="fa-IR"/>
+        </w:rPr>
+        <w:t xml:space="preserve"> ورودی به </w:t>
+      </w:r>
+      <w:r>
+        <w:rPr>
+          <w:rFonts w:ascii="Vazir" w:hAnsi="Vazir" w:cs="Vazir"/>
+          <w:sz w:val="24"/>
+          <w:szCs w:val="24"/>
+          <w:lang w:bidi="fa-IR"/>
+        </w:rPr>
+        <w:t>Gateway</w:t>
+      </w:r>
+      <w:r>
+        <w:rPr>
+          <w:rFonts w:ascii="Vazir" w:hAnsi="Vazir" w:cs="Vazir" w:hint="cs"/>
+          <w:sz w:val="24"/>
+          <w:szCs w:val="24"/>
+          <w:rtl/>
+          <w:lang w:bidi="fa-IR"/>
+        </w:rPr>
+        <w:t xml:space="preserve"> ما هستند</w:t>
+      </w:r>
+    </w:p>
+    <w:p>
+      <w:pPr>
+        <w:bidi/>
+        <w:jc w:val="center"/>
+        <w:rPr>
+          <w:rFonts w:ascii="Vazir" w:hAnsi="Vazir" w:cs="Vazir" w:hint="cs"/>
+          <w:sz w:val="24"/>
+          <w:szCs w:val="24"/>
+          <w:rtl/>
+          <w:lang w:bidi="fa-IR"/>
+        </w:rPr>
+      </w:pPr>
+      <w:r>
+        <w:rPr>
+          <w:rFonts w:ascii="Vazir" w:hAnsi="Vazir" w:cs="Vazir"/>
+          <w:sz w:val="24"/>
+          <w:szCs w:val="24"/>
+          <w:rtl/>
+          <w:lang w:bidi="fa-IR"/>
+        </w:rPr>
+        <w:drawing>
+          <wp:inline distT="0" distB="0" distL="0" distR="0" wp14:anchorId="104FEFAD" wp14:editId="35C6C81D">
+            <wp:extent cx="5943600" cy="3064510"/>
+            <wp:effectExtent l="0" t="0" r="0" b="2540"/>
+            <wp:docPr id="5" name="Picture 5"/>
+            <wp:cNvGraphicFramePr>
+              <a:graphicFrameLocks xmlns:a="http://schemas.openxmlformats.org/drawingml/2006/main" noChangeAspect="1"/>
+            </wp:cNvGraphicFramePr>
+            <a:graphic xmlns:a="http://schemas.openxmlformats.org/drawingml/2006/main">
+              <a:graphicData uri="http://schemas.openxmlformats.org/drawingml/2006/picture">
+                <pic:pic xmlns:pic="http://schemas.openxmlformats.org/drawingml/2006/picture">
+                  <pic:nvPicPr>
+                    <pic:cNvPr id="1" name=""/>
+                    <pic:cNvPicPr/>
+                  </pic:nvPicPr>
+                  <pic:blipFill>
+                    <a:blip r:embed="rId13"/>
+                    <a:stretch>
+                      <a:fillRect/>
+                    </a:stretch>
+                  </pic:blipFill>
+                  <pic:spPr>
+                    <a:xfrm>
+                      <a:off x="0" y="0"/>
+                      <a:ext cx="5943600" cy="3064510"/>
+                    </a:xfrm>
+                    <a:prstGeom prst="rect">
+                      <a:avLst/>
+                    </a:prstGeom>
+                  </pic:spPr>
+                </pic:pic>
+              </a:graphicData>
+            </a:graphic>
+          </wp:inline>
+        </w:drawing>
+      </w:r>
+      <w:bookmarkStart w:id="0" w:name="_GoBack"/>
+      <w:bookmarkEnd w:id="0"/>
     </w:p>
     <w:sectPr>
       <w:pgSz w:w="12240" w:h="15840"/>
